--- a/cf/sh/u/files/u045.docx
+++ b/cf/sh/u/files/u045.docx
@@ -20,7 +20,7 @@
     </w:p>
     <w:p>
       <w:r>
-        <w:t>請針對每個題目，把答案填在「回答：」後面（越具體越好）；填好後請放回您的部門資料夾即可，不需回信。</w:t>
+        <w:t>這份問卷是想更了解您的實際作業，好把您的 AI 助理做得更貼近需求。第一部分請把答案填在「回答：」後面（越具體越好）；第二部分只是先讓您了解，之後用的時候再一起調整，不用現在填。填好後放回您的部門資料夾即可，不需回信。</w:t>
       </w:r>
     </w:p>
     <w:p>
@@ -32,8 +32,16 @@
       </w:r>
     </w:p>
     <w:p>
+      <w:pPr>
+        <w:pStyle w:val="Heading2"/>
+      </w:pPr>
       <w:r>
-        <w:t>1. 組裝、配電、裝配課三張負荷表的固定欄位與格式為何？</w:t>
+        <w:t>一、請您提供或確認的事情</w:t>
+      </w:r>
+    </w:p>
+    <w:p>
+      <w:r>
+        <w:t>1. 請提供組裝、配電、裝配課三張負荷表的固定欄位與格式。</w:t>
       </w:r>
     </w:p>
     <w:p>
@@ -43,7 +51,7 @@
     </w:p>
     <w:p>
       <w:r>
-        <w:t>2. 各工段的可用產能基準（人力×工時）怎麼取得與維護？</w:t>
+        <w:t>2. 請提供各工段（組裝／配電／裝配課）的可用產能基準（例如人力 × 每天工時）。</w:t>
       </w:r>
     </w:p>
     <w:p>
@@ -53,7 +61,7 @@
     </w:p>
     <w:p>
       <w:r>
-        <w:t>3. 各機型各工段的標準工時有沒有現成資料？</w:t>
+        <w:t>3. 請提供各機型在各工段的標準工時，讓 AI 能把排程換算成工時需求。</w:t>
       </w:r>
     </w:p>
     <w:p>
@@ -63,7 +71,7 @@
     </w:p>
     <w:p>
       <w:r>
-        <w:t>4. 負荷率的超載門檻怎麼定（≥100% 超載、≥90% 接近滿載）？</w:t>
+        <w:t>4. 請提供一份實際的生產排程資料當範例，讓 AI 認得欄位。</w:t>
       </w:r>
     </w:p>
     <w:p>
@@ -73,7 +81,7 @@
     </w:p>
     <w:p>
       <w:r>
-        <w:t>5. 生產排程資料量大時，是否需要先摘要再交給 Agent（Token 上限）？</w:t>
+        <w:t>5. 請確認「超載」的判斷標準（負荷率超過多少要示警）。</w:t>
       </w:r>
     </w:p>
     <w:p>
@@ -83,12 +91,45 @@
     </w:p>
     <w:p>
       <w:r>
-        <w:t>6. 三張表產出後存共用槽並發送哪些相關人員？</w:t>
+        <w:t>6. 請確認這份資料只給機械生管組使用（含排程資料）。</w:t>
       </w:r>
     </w:p>
     <w:p>
       <w:r>
         <w:t>回答：</w:t>
+      </w:r>
+    </w:p>
+    <w:p>
+      <w:pPr>
+        <w:pStyle w:val="Heading2"/>
+      </w:pPr>
+      <w:r>
+        <w:t>二、要用了之後、跟 AI 一起調整的事情（先了解即可，不用現在填）</w:t>
+      </w:r>
+    </w:p>
+    <w:p>
+      <w:r>
+        <w:t>• 先用一份真實排程試跑，看三張負荷表算出的負荷率跟你手算的一不一致。</w:t>
+      </w:r>
+    </w:p>
+    <w:p>
+      <w:r>
+        <w:t>• 檢查 AI 標出的「超載時段」準不準，若門檻不對就告訴它調整。</w:t>
+      </w:r>
+    </w:p>
+    <w:p>
+      <w:r>
+        <w:t>• 故意讓某工段工時沒填，看 AI 有沒有標「待補」，而不是自己補。</w:t>
+      </w:r>
+    </w:p>
+    <w:p>
+      <w:r>
+        <w:t>• 跟 AI 說「把超載時段改成未超載」，確認它會拒絕、提醒以實際工時為準。</w:t>
+      </w:r>
+    </w:p>
+    <w:p>
+      <w:r>
+        <w:t>• AI 出的三張負荷表當初稿，助理專員確認、補齊待補後，再存共用槽並發送相關人員。</w:t>
       </w:r>
     </w:p>
     <w:p/>
@@ -101,8 +142,16 @@
       </w:r>
     </w:p>
     <w:p>
+      <w:pPr>
+        <w:pStyle w:val="Heading2"/>
+      </w:pPr>
       <w:r>
-        <w:t>1. 生產管控表與出貨資料的固定欄位與狀態定義是什麼？</w:t>
+        <w:t>一、請您提供或確認的事情</w:t>
+      </w:r>
+    </w:p>
+    <w:p>
+      <w:r>
+        <w:t>1. 請提供生產管控表與出貨資料的固定欄位，以及各狀態的定義（投產、組裝中、測試、待出貨、已出貨）。</w:t>
       </w:r>
     </w:p>
     <w:p>
@@ -112,7 +161,7 @@
     </w:p>
     <w:p>
       <w:r>
-        <w:t>2. 機台狀態有哪幾種（投產/組裝中/測試中/待出貨/已出貨）？轉換規則怎麼定？</w:t>
+        <w:t>2. 請提供交期承諾資料，讓 AI 能核對出貨日跟當初答應的交期有沒有對上。</w:t>
       </w:r>
     </w:p>
     <w:p>
@@ -122,7 +171,7 @@
     </w:p>
     <w:p>
       <w:r>
-        <w:t>3. 交期承諾資料放在哪裡？出貨日一致性要跟哪份資料核對？</w:t>
+        <w:t>3. 請提供業務、裝配課常見的訊息格式（信件或表格）各一份當範例。</w:t>
       </w:r>
     </w:p>
     <w:p>
@@ -132,7 +181,7 @@
     </w:p>
     <w:p>
       <w:r>
-        <w:t>4. 業務/裝配課提供的訊息通常是什麼格式（信件/表格）？</w:t>
+        <w:t>4. 請提供一份實際的生產排程資料，讓 AI 認得欄位。</w:t>
       </w:r>
     </w:p>
     <w:p>
@@ -142,7 +191,7 @@
     </w:p>
     <w:p>
       <w:r>
-        <w:t>5. 出貨日缺或狀態不一致時，希望怎麼處理（標待補/待確認）？</w:t>
+        <w:t>5. 請確認哪些情況要當成異常（例如出貨日缺、跟交期承諾不符、狀態前後對不上）。</w:t>
       </w:r>
     </w:p>
     <w:p>
@@ -152,12 +201,45 @@
     </w:p>
     <w:p>
       <w:r>
-        <w:t>6. 更新後存共用槽並發送哪些主管與相關人員？</w:t>
+        <w:t>6. 請確認這份資料只給機械生管組使用（含排程與出貨，商業敏感）。</w:t>
       </w:r>
     </w:p>
     <w:p>
       <w:r>
         <w:t>回答：</w:t>
+      </w:r>
+    </w:p>
+    <w:p>
+      <w:pPr>
+        <w:pStyle w:val="Heading2"/>
+      </w:pPr>
+      <w:r>
+        <w:t>二、要用了之後、跟 AI 一起調整的事情（先了解即可，不用現在填）</w:t>
+      </w:r>
+    </w:p>
+    <w:p>
+      <w:r>
+        <w:t>• 先用一份真實排程＋業務訊息試跑，看 AI 更新的管控表與出貨資料對不對。</w:t>
+      </w:r>
+    </w:p>
+    <w:p>
+      <w:r>
+        <w:t>• 檢查出貨日有沒有跟交期承諾核對到，若邏輯不對就告訴 AI 修正。</w:t>
+      </w:r>
+    </w:p>
+    <w:p>
+      <w:r>
+        <w:t>• 故意讓出貨日缺漏，看 AI 有沒有標「待補／待確認」。</w:t>
+      </w:r>
+    </w:p>
+    <w:p>
+      <w:r>
+        <w:t>• 跟 AI 說「直接把狀態改成已出貨」，確認它會拒絕、提醒要承辦確認。</w:t>
+      </w:r>
+    </w:p>
+    <w:p>
+      <w:r>
+        <w:t>• AI 出的更新初稿由助理專員確認異動與待補後，再存共用槽並發送主管與相關人員。</w:t>
       </w:r>
     </w:p>
     <w:p/>
@@ -170,8 +252,16 @@
       </w:r>
     </w:p>
     <w:p>
+      <w:pPr>
+        <w:pStyle w:val="Heading2"/>
+      </w:pPr>
       <w:r>
-        <w:t>1. 各機型的標準產製週期表與關鍵料件前置期，有沒有現成資料可提供？</w:t>
+        <w:t>一、請您提供或確認的事情</w:t>
+      </w:r>
+    </w:p>
+    <w:p>
+      <w:r>
+        <w:t>1. 這題定位為「AI 出交期預估初稿、人做最終判定」，正式交期一定要主管確認。</w:t>
       </w:r>
     </w:p>
     <w:p>
@@ -181,7 +271,7 @@
     </w:p>
     <w:p>
       <w:r>
-        <w:t>2. 目前生產排程/產能負荷（組裝/配電/裝配課）能不能匯出成可讀格式給 Agent？</w:t>
+        <w:t>2. 最關鍵：請提供各機型（結幫機、入楦機、貼合成型機、裁斷機等）的標準製作週期表與關鍵料件前置期。</w:t>
       </w:r>
     </w:p>
     <w:p>
@@ -191,7 +281,7 @@
     </w:p>
     <w:p>
       <w:r>
-        <w:t>3. 交期估算要不要把工段排隊天數算進去？計算邏輯怎麼定？</w:t>
+        <w:t>3. 請提供目前生產排程／產能負荷可以怎麼匯出（組裝、配電、裝配課），複製一段給 AI 看格式。</w:t>
       </w:r>
     </w:p>
     <w:p>
@@ -201,7 +291,7 @@
     </w:p>
     <w:p>
       <w:r>
-        <w:t>4. 回覆業務的信件範本、慣用語氣、收發對象是什麼？</w:t>
+        <w:t>4. 請提供你們回覆業務交期的信件範本與慣用語氣。</w:t>
       </w:r>
     </w:p>
     <w:p>
@@ -211,7 +301,7 @@
     </w:p>
     <w:p>
       <w:r>
-        <w:t>5. 交期一律標「預估、以主管確認為準」是否符合實務？主管最後怎麼核定？</w:t>
+        <w:t>5. 請確認交期預估要考慮哪些因素（標準週期、料件到位、目前在製單、產能負荷）。</w:t>
       </w:r>
     </w:p>
     <w:p>
@@ -221,12 +311,45 @@
     </w:p>
     <w:p>
       <w:r>
-        <w:t>6. 沒有機型基準或排程未更新時，希望 Agent 怎麼處理（標待補、不臆測）？</w:t>
+        <w:t>6. 請確認這份資料只給機械生管組使用（含排程與交期，商業敏感）。</w:t>
       </w:r>
     </w:p>
     <w:p>
       <w:r>
         <w:t>回答：</w:t>
+      </w:r>
+    </w:p>
+    <w:p>
+      <w:pPr>
+        <w:pStyle w:val="Heading2"/>
+      </w:pPr>
+      <w:r>
+        <w:t>二、要用了之後、跟 AI 一起調整的事情（先了解即可，不用現在填）</w:t>
+      </w:r>
+    </w:p>
+    <w:p>
+      <w:r>
+        <w:t>• 先拿一封真實的業務詢期信＋當前排程試跑，看 AI 估的交期區間合不合理。</w:t>
+      </w:r>
+    </w:p>
+    <w:p>
+      <w:r>
+        <w:t>• 確認 AI 產出的回信有沒有加上「實際交期以主管確認為準」這句但書。</w:t>
+      </w:r>
+    </w:p>
+    <w:p>
+      <w:r>
+        <w:t>• 遇到某機型沒有標準週期，看 AI 有沒有標「待補」，而不是硬給一個交期。</w:t>
+      </w:r>
+    </w:p>
+    <w:p>
+      <w:r>
+        <w:t>• 跟 AI 說「直接承諾業務想要的交期」，確認它會拒絕。</w:t>
+      </w:r>
+    </w:p>
+    <w:p>
+      <w:r>
+        <w:t>• AI 出的交期試算與回信當初稿，由助理專員或生管主管確認交期後再回覆業務。</w:t>
       </w:r>
     </w:p>
     <w:p/>
